--- a/Textes/Текст страницы - Подбор водителей трала.docx
+++ b/Textes/Текст страницы - Подбор водителей трала.docx
@@ -1689,6 +1689,90 @@
         </w:rPr>
         <w:t>Работаем с заявками по всей России. Регион для водителей трала учитываем до начала первичного отбора.</w:t>
       </w:r>
+    </w:p>
+    <w:p>
+      <w:r>
+        <w:br w:type="page"/>
+      </w:r>
+    </w:p>
+    <w:p>
+      <w:bookmarkStart w:id="1" w:name="license_0_code"/>
+      <w:r>
+        <w:t>CE</w:t>
+      </w:r>
+      <w:bookmarkEnd w:id="1"/>
+    </w:p>
+    <w:p>
+      <w:bookmarkStart w:id="2" w:name="license_0_label"/>
+      <w:r>
+        <w:t>Тягачи с низкорамными платформами</w:t>
+      </w:r>
+      <w:bookmarkEnd w:id="2"/>
+    </w:p>
+    <w:p>
+      <w:bookmarkStart w:id="3" w:name="license_0_title"/>
+      <w:pPr>
+        <w:pStyle w:val="21"/>
+      </w:pPr>
+      <w:r>
+        <w:t>Водитель для перевозки техники на трале</w:t>
+      </w:r>
+      <w:bookmarkEnd w:id="3"/>
+    </w:p>
+    <w:p>
+      <w:bookmarkStart w:id="4" w:name="license_0_intro"/>
+      <w:r>
+        <w:t>Предоставляем водителей тягачей с тралами для работы на транспорте заказчика. Учитываем опыт с низкорамной платформой и условия перевозки строительной техники.</w:t>
+      </w:r>
+      <w:bookmarkEnd w:id="4"/>
+    </w:p>
+    <w:p>
+      <w:bookmarkStart w:id="5" w:name="license_0_note"/>
+      <w:r>
+        <w:t>Требования к перевозке тяжеловесного или крупногабаритного груза определяются отдельно. Предоставление водителя не заменяет подготовку документов на такую перевозку.</w:t>
+      </w:r>
+      <w:bookmarkEnd w:id="5"/>
+    </w:p>
+    <w:p>
+      <w:bookmarkStart w:id="6" w:name="license_0_brief"/>
+      <w:r>
+        <w:t>Укажите состав транспорта, параметры перевозимой техники, маршрут и график работы.</w:t>
+      </w:r>
+      <w:bookmarkEnd w:id="6"/>
+    </w:p>
+    <w:p>
+      <w:bookmarkStart w:id="7" w:name="license_0_item_0_title"/>
+      <w:pPr>
+        <w:pStyle w:val="31"/>
+      </w:pPr>
+      <w:r>
+        <w:t>Категория CE</w:t>
+      </w:r>
+      <w:bookmarkEnd w:id="7"/>
+    </w:p>
+    <w:p>
+      <w:bookmarkStart w:id="8" w:name="license_0_item_0_body"/>
+      <w:r>
+        <w:t>Для грузового тягача с прицепом или полуприцепом свыше 750 кг проверяем соответствующее право управления составом.</w:t>
+      </w:r>
+      <w:bookmarkEnd w:id="8"/>
+    </w:p>
+    <w:p>
+      <w:bookmarkStart w:id="9" w:name="license_0_item_1_title"/>
+      <w:pPr>
+        <w:pStyle w:val="31"/>
+      </w:pPr>
+      <w:r>
+        <w:t>Опыт на трале</w:t>
+      </w:r>
+      <w:bookmarkEnd w:id="9"/>
+    </w:p>
+    <w:p>
+      <w:bookmarkStart w:id="10" w:name="license_0_item_1_body"/>
+      <w:r>
+        <w:t>Уточняем особенности платформы, опыт маневрирования с крупногабаритной техникой и взаимодействия при погрузке и креплении.</w:t>
+      </w:r>
+      <w:bookmarkEnd w:id="10"/>
     </w:p>
     <w:sectPr>
       <w:pgSz w:w="12240" w:h="15840"/>
